--- a/barlow/ultimate_final/mentoring_plan.docx
+++ b/barlow/ultimate_final/mentoring_plan.docx
@@ -400,7 +400,7 @@
         <w:t xml:space="preserve">Availability: if the PI is on leave or travel for an extended period, </w:t>
       </w:r>
       <w:r>
-        <w:t>Dr. Juan Carlos Fernandez-Diaz, NCALM PI,</w:t>
+        <w:t xml:space="preserve">a designated senior scientist at the FI’s research center</w:t>
       </w:r>
       <w:r>
         <w:t xml:space="preserve"> provides interim technical guidance so the FI is never unsupervised for more than </w:t>
